--- a/docs/12_Project_Guide.docx
+++ b/docs/12_Project_Guide.docx
@@ -145,7 +145,7 @@
                 <w:color w:val="111111"/>
                 <w:sz w:val="20"/>
               </w:rPr>
-              <w:t>1.2</w:t>
+              <w:t>1.3</w:t>
             </w:r>
           </w:p>
         </w:tc>
@@ -181,7 +181,7 @@
                 <w:color w:val="111111"/>
                 <w:sz w:val="20"/>
               </w:rPr>
-              <w:t>2026-09-03</w:t>
+              <w:t>2026-09-05</w:t>
             </w:r>
           </w:p>
         </w:tc>
@@ -1621,9 +1621,39 @@
           <w:color w:val="222222"/>
           <w:sz w:val="19"/>
         </w:rPr>
-        <w:t>npm test              # 40/40 Vitest + Supertest (RBAC matrix, AI services, hardening, opportunity layer)</w:t>
+        <w:t>npm test                 # 112/112 Vitest + Supertest across tests/rbac.test.ts (72) and</w:t>
+        <w:br/>
+        <w:t xml:space="preserve">                         # tests/careerStack.test.ts (40): RBAC matrix, ownership, AI services,</w:t>
+        <w:br/>
+        <w:t xml:space="preserve">                         # hardening, and the whole Career Readiness Stack</w:t>
         <w:br/>
         <w:t>bash scripts/qa_api.sh   # 52 automated end-to-end API checks against the live server</w:t>
+      </w:r>
+    </w:p>
+    <w:p>
+      <w:r>
+        <w:rPr>
+          <w:rFonts w:ascii="Calibri" w:hAnsi="Calibri"/>
+          <w:b w:val="0"/>
+          <w:color w:val="111111"/>
+          <w:sz w:val="22"/>
+        </w:rPr>
+        <w:t>Per-workspace type-checking is separate from the root scripts:</w:t>
+      </w:r>
+    </w:p>
+    <w:p>
+      <w:pPr>
+        <w:ind w:left="432"/>
+      </w:pPr>
+      <w:r>
+        <w:rPr>
+          <w:rFonts w:ascii="Consolas" w:hAnsi="Consolas"/>
+          <w:color w:val="222222"/>
+          <w:sz w:val="19"/>
+        </w:rPr>
+        <w:t>cd server &amp;&amp; npx tsc --noEmit</w:t>
+        <w:br/>
+        <w:t>cd client &amp;&amp; npx tsc --noEmit</w:t>
       </w:r>
     </w:p>
     <w:p>
@@ -2141,6 +2171,78 @@
                 <w:color w:val="111111"/>
                 <w:sz w:val="20"/>
               </w:rPr>
+              <w:t>Interview Rehearsal Studio™</w:t>
+            </w:r>
+          </w:p>
+        </w:tc>
+        <w:tc>
+          <w:tcPr>
+            <w:tcW w:type="dxa" w:w="4320"/>
+          </w:tcPr>
+          <w:p>
+            <w:r/>
+            <w:r>
+              <w:rPr>
+                <w:rFonts w:ascii="Calibri" w:hAnsi="Calibri"/>
+                <w:b w:val="0"/>
+                <w:color w:val="111111"/>
+                <w:sz w:val="20"/>
+              </w:rPr>
+              <w:t>A role-specific 2–4 round mock loop (screening / technical / system design / behavioural) generated from your real gap report, with follow-up probes and good-answer signals per question; self-score 1–5 for a deterministic scorecard and a cross-session trend line</w:t>
+            </w:r>
+          </w:p>
+        </w:tc>
+      </w:tr>
+      <w:tr>
+        <w:tc>
+          <w:tcPr>
+            <w:tcW w:type="dxa" w:w="4320"/>
+          </w:tcPr>
+          <w:p>
+            <w:r/>
+            <w:r>
+              <w:rPr>
+                <w:rFonts w:ascii="Calibri" w:hAnsi="Calibri"/>
+                <w:b w:val="0"/>
+                <w:color w:val="111111"/>
+                <w:sz w:val="20"/>
+              </w:rPr>
+              <w:t>Application Pipeline™</w:t>
+            </w:r>
+          </w:p>
+        </w:tc>
+        <w:tc>
+          <w:tcPr>
+            <w:tcW w:type="dxa" w:w="4320"/>
+          </w:tcPr>
+          <w:p>
+            <w:r/>
+            <w:r>
+              <w:rPr>
+                <w:rFonts w:ascii="Calibri" w:hAnsi="Calibri"/>
+                <w:b w:val="0"/>
+                <w:color w:val="111111"/>
+                <w:sz w:val="20"/>
+              </w:rPr>
+              <w:t>Six-stage job-search tracker with append-only stage history and a server-computed response rate that never counts unsent "Saved" rows against you</w:t>
+            </w:r>
+          </w:p>
+        </w:tc>
+      </w:tr>
+      <w:tr>
+        <w:tc>
+          <w:tcPr>
+            <w:tcW w:type="dxa" w:w="4320"/>
+          </w:tcPr>
+          <w:p>
+            <w:r/>
+            <w:r>
+              <w:rPr>
+                <w:rFonts w:ascii="Calibri" w:hAnsi="Calibri"/>
+                <w:b w:val="0"/>
+                <w:color w:val="111111"/>
+                <w:sz w:val="20"/>
+              </w:rPr>
               <w:t>Mastery loop</w:t>
             </w:r>
           </w:p>
@@ -2366,7 +2468,131 @@
                 <w:color w:val="111111"/>
                 <w:sz w:val="20"/>
               </w:rPr>
-              <w:t>Paste any JD → importance-weighted gap analysis vs. your matrix + hire-readiness score + 90-day plan</w:t>
+              <w:t xml:space="preserve">Paste any JD → tier- and importance-weighted gap analysis vs. your matrix, a match % broken down by must-have / nice-to-have / technical / soft, and a </w:t>
+            </w:r>
+            <w:r>
+              <w:rPr>
+                <w:rFonts w:ascii="Calibri" w:hAnsi="Calibri"/>
+                <w:b/>
+                <w:color w:val="111111"/>
+                <w:sz w:val="20"/>
+              </w:rPr>
+              <w:t>Recruiter Lens</w:t>
+            </w:r>
+            <w:r>
+              <w:rPr>
+                <w:rFonts w:ascii="Calibri" w:hAnsi="Calibri"/>
+                <w:b w:val="0"/>
+                <w:color w:val="111111"/>
+                <w:sz w:val="20"/>
+              </w:rPr>
+              <w:t xml:space="preserve"> naming your screen-out risk and single highest-leverage fix, plus the 90-day three-phase plan</w:t>
+            </w:r>
+          </w:p>
+        </w:tc>
+      </w:tr>
+      <w:tr>
+        <w:tc>
+          <w:tcPr>
+            <w:tcW w:type="dxa" w:w="4320"/>
+          </w:tcPr>
+          <w:p>
+            <w:r/>
+            <w:r>
+              <w:rPr>
+                <w:rFonts w:ascii="Calibri" w:hAnsi="Calibri"/>
+                <w:b w:val="0"/>
+                <w:color w:val="111111"/>
+                <w:sz w:val="20"/>
+              </w:rPr>
+              <w:t>Automated Assessment Generator™</w:t>
+            </w:r>
+          </w:p>
+        </w:tc>
+        <w:tc>
+          <w:tcPr>
+            <w:tcW w:type="dxa" w:w="4320"/>
+          </w:tcPr>
+          <w:p>
+            <w:r/>
+            <w:r>
+              <w:rPr>
+                <w:rFonts w:ascii="Calibri" w:hAnsi="Calibri"/>
+                <w:b w:val="0"/>
+                <w:color w:val="111111"/>
+                <w:sz w:val="20"/>
+              </w:rPr>
+              <w:t xml:space="preserve">Turns the stored gap report into a 3–12 item suite — quiz, coding or rubric-scored interview — with one probe per weak requirement, so a score on the suite is a score on your gaps. Persisted with its own </w:t>
+            </w:r>
+            <w:r>
+              <w:rPr>
+                <w:rFonts w:ascii="Consolas" w:hAnsi="Consolas"/>
+                <w:color w:val="333333"/>
+                <w:sz w:val="18"/>
+              </w:rPr>
+              <w:t>ai</w:t>
+            </w:r>
+            <w:r>
+              <w:rPr>
+                <w:rFonts w:ascii="Calibri" w:hAnsi="Calibri"/>
+                <w:b w:val="0"/>
+                <w:color w:val="111111"/>
+                <w:sz w:val="20"/>
+              </w:rPr>
+              <w:t>/</w:t>
+            </w:r>
+            <w:r>
+              <w:rPr>
+                <w:rFonts w:ascii="Consolas" w:hAnsi="Consolas"/>
+                <w:color w:val="333333"/>
+                <w:sz w:val="18"/>
+              </w:rPr>
+              <w:t>mock</w:t>
+            </w:r>
+            <w:r>
+              <w:rPr>
+                <w:rFonts w:ascii="Calibri" w:hAnsi="Calibri"/>
+                <w:b w:val="0"/>
+                <w:color w:val="111111"/>
+                <w:sz w:val="20"/>
+              </w:rPr>
+              <w:t xml:space="preserve"> source</w:t>
+            </w:r>
+          </w:p>
+        </w:tc>
+      </w:tr>
+      <w:tr>
+        <w:tc>
+          <w:tcPr>
+            <w:tcW w:type="dxa" w:w="4320"/>
+          </w:tcPr>
+          <w:p>
+            <w:r/>
+            <w:r>
+              <w:rPr>
+                <w:rFonts w:ascii="Calibri" w:hAnsi="Calibri"/>
+                <w:b w:val="0"/>
+                <w:color w:val="111111"/>
+                <w:sz w:val="20"/>
+              </w:rPr>
+              <w:t>Customized Learning Path™ + Time-to-Ready ETA™</w:t>
+            </w:r>
+          </w:p>
+        </w:tc>
+        <w:tc>
+          <w:tcPr>
+            <w:tcW w:type="dxa" w:w="4320"/>
+          </w:tcPr>
+          <w:p>
+            <w:r/>
+            <w:r>
+              <w:rPr>
+                <w:rFonts w:ascii="Calibri" w:hAnsi="Calibri"/>
+                <w:b w:val="0"/>
+                <w:color w:val="111111"/>
+                <w:sz w:val="20"/>
+              </w:rPr>
+              <w:t>Up to 12 prioritized steps with hour estimates, curated platform deep-links and external references, and a "Done when:" test each; a weekly-hours slider (1–80h) converts the total into a job-ready date with a confidence rating and its assumptions printed underneath</w:t>
             </w:r>
           </w:p>
         </w:tc>
@@ -2710,7 +2936,7 @@
                 <w:color w:val="111111"/>
                 <w:sz w:val="20"/>
               </w:rPr>
-              <w:t>Strict monochrome black &amp; white design system in dark + light themes (Plus Jakarta Sans &amp; JetBrains Mono), WCAG-AA contrast-audited on every route</w:t>
+              <w:t>Strict monochrome black &amp; white design system with a restrained accent color for CTAs/status, in dark + light themes (Plus Jakarta Sans &amp; JetBrains Mono), WCAG-AA contrast-audited on every route</w:t>
             </w:r>
           </w:p>
         </w:tc>
@@ -2782,7 +3008,7 @@
                 <w:color w:val="111111"/>
                 <w:sz w:val="20"/>
               </w:rPr>
-              <w:t>Mobile-first: hamburger nav, slide-in admin sidebar, safe-area insets, dvh layouts, scrolling tables; 14-link student nav fits all breakpoints</w:t>
+              <w:t>Mobile-first: hamburger nav, slide-in admin sidebar, safe-area insets, dvh layouts, scrolling tables; the 16-link student nav is grouped into four collapsible sections so it fits every breakpoint</w:t>
             </w:r>
           </w:p>
         </w:tc>
@@ -2818,7 +3044,7 @@
                 <w:color w:val="111111"/>
                 <w:sz w:val="20"/>
               </w:rPr>
-              <w:t xml:space="preserve">GSAP entrances, Three.js 3D hero, Motion micro-interactions — all honoring </w:t>
+              <w:t xml:space="preserve">Three.js 3D hero, Motion entrances + micro-interactions (single animation engine) — all honoring </w:t>
             </w:r>
             <w:r>
               <w:rPr>
@@ -2898,7 +3124,7 @@
                 <w:color w:val="111111"/>
                 <w:sz w:val="20"/>
               </w:rPr>
-              <w:t>52/52 live API checks, 40/40 Vitest tests passing, production security-header verification — see docs/10 + docs/11</w:t>
+              <w:t>52/52 live API checks, 112/112 Vitest + Supertest tests passing, production security-header verification — see docs/10 + docs/11</w:t>
             </w:r>
           </w:p>
         </w:tc>
@@ -3380,7 +3606,7 @@
           <w:color w:val="000000"/>
           <w:sz w:val="25"/>
         </w:rPr>
-        <w:t>4.6 Career Autopilot™ — paste any JD, get hire-ready in 90 days</w:t>
+        <w:t>4.6 Career Autopilot™ and the Career Readiness Stack — paste any JD, get hire-ready</w:t>
       </w:r>
     </w:p>
     <w:p>
@@ -3391,7 +3617,7 @@
           <w:color w:val="111111"/>
           <w:sz w:val="22"/>
         </w:rPr>
-        <w:t>The demo that sells itself: a student pastes any job posting and the platform diffs every</w:t>
+        <w:t>The demo that sells itself: a student pastes any job posting and the platform returns a</w:t>
       </w:r>
     </w:p>
     <w:p>
@@ -3402,7 +3628,68 @@
           <w:color w:val="111111"/>
           <w:sz w:val="22"/>
         </w:rPr>
-        <w:t>required skill against their live Capability Matrix (strong / developing / gap / unmeasured),</w:t>
+        <w:t>complete, defensible readiness verdict instead of a single number.</w:t>
+      </w:r>
+    </w:p>
+    <w:p>
+      <w:pPr>
+        <w:pStyle w:val="ListNumber"/>
+      </w:pPr>
+      <w:r>
+        <w:rPr>
+          <w:rFonts w:ascii="Calibri" w:hAnsi="Calibri"/>
+          <w:b/>
+          <w:color w:val="111111"/>
+          <w:sz w:val="22"/>
+        </w:rPr>
+        <w:t>Skill Match &amp; Fit Percentage™</w:t>
+      </w:r>
+      <w:r>
+        <w:rPr>
+          <w:rFonts w:ascii="Calibri" w:hAnsi="Calibri"/>
+          <w:b w:val="0"/>
+          <w:color w:val="111111"/>
+          <w:sz w:val="22"/>
+        </w:rPr>
+        <w:t xml:space="preserve"> — every requirement in the posting is classified as</w:t>
+      </w:r>
+    </w:p>
+    <w:p>
+      <w:r>
+        <w:rPr>
+          <w:rFonts w:ascii="Calibri" w:hAnsi="Calibri"/>
+          <w:i/>
+          <w:color w:val="111111"/>
+          <w:sz w:val="22"/>
+        </w:rPr>
+        <w:t>primary</w:t>
+      </w:r>
+      <w:r>
+        <w:rPr>
+          <w:rFonts w:ascii="Calibri" w:hAnsi="Calibri"/>
+          <w:b w:val="0"/>
+          <w:color w:val="111111"/>
+          <w:sz w:val="22"/>
+        </w:rPr>
+        <w:t xml:space="preserve"> (must-have) or </w:t>
+      </w:r>
+      <w:r>
+        <w:rPr>
+          <w:rFonts w:ascii="Calibri" w:hAnsi="Calibri"/>
+          <w:i/>
+          <w:color w:val="111111"/>
+          <w:sz w:val="22"/>
+        </w:rPr>
+        <w:t>secondary</w:t>
+      </w:r>
+      <w:r>
+        <w:rPr>
+          <w:rFonts w:ascii="Calibri" w:hAnsi="Calibri"/>
+          <w:b w:val="0"/>
+          <w:color w:val="111111"/>
+          <w:sz w:val="22"/>
+        </w:rPr>
+        <w:t xml:space="preserve"> (nice-to-have) and scored against the student's live</w:t>
       </w:r>
     </w:p>
     <w:p>
@@ -3413,7 +3700,7 @@
           <w:color w:val="111111"/>
           <w:sz w:val="22"/>
         </w:rPr>
-        <w:t>computes an importance-weighted hire-readiness score, and generates a deterministic 90-day,</w:t>
+        <w:t>Capability Matrix. Primary requirements carry twice the weight, so a missing must-have</w:t>
       </w:r>
     </w:p>
     <w:p>
@@ -3424,7 +3711,315 @@
           <w:color w:val="111111"/>
           <w:sz w:val="22"/>
         </w:rPr>
-        <w:t>three-phase plan. Prompt-injection safe, rate-limited, premium-gated.</w:t>
+        <w:t>hurts more than a missing nice-to-have. Requirements the platform has never measured earn</w:t>
+      </w:r>
+    </w:p>
+    <w:p>
+      <w:r>
+        <w:rPr>
+          <w:rFonts w:ascii="Calibri" w:hAnsi="Calibri"/>
+          <w:b w:val="0"/>
+          <w:color w:val="111111"/>
+          <w:sz w:val="22"/>
+        </w:rPr>
+        <w:t>35% credit rather than zero — the score is honest about what it does not know.</w:t>
+      </w:r>
+    </w:p>
+    <w:p>
+      <w:pPr>
+        <w:pStyle w:val="ListNumber"/>
+      </w:pPr>
+      <w:r>
+        <w:rPr>
+          <w:rFonts w:ascii="Calibri" w:hAnsi="Calibri"/>
+          <w:b/>
+          <w:color w:val="111111"/>
+          <w:sz w:val="22"/>
+        </w:rPr>
+        <w:t>Gap Analysis™</w:t>
+      </w:r>
+      <w:r>
+        <w:rPr>
+          <w:rFonts w:ascii="Calibri" w:hAnsi="Calibri"/>
+          <w:b w:val="0"/>
+          <w:color w:val="111111"/>
+          <w:sz w:val="22"/>
+        </w:rPr>
+        <w:t xml:space="preserve"> — each requirement lands in one of four buckets (</w:t>
+      </w:r>
+      <w:r>
+        <w:rPr>
+          <w:rFonts w:ascii="Calibri" w:hAnsi="Calibri"/>
+          <w:i/>
+          <w:color w:val="111111"/>
+          <w:sz w:val="22"/>
+        </w:rPr>
+        <w:t>strong</w:t>
+      </w:r>
+      <w:r>
+        <w:rPr>
+          <w:rFonts w:ascii="Calibri" w:hAnsi="Calibri"/>
+          <w:b w:val="0"/>
+          <w:color w:val="111111"/>
+          <w:sz w:val="22"/>
+        </w:rPr>
+        <w:t xml:space="preserve"> ≥ 70%,</w:t>
+      </w:r>
+    </w:p>
+    <w:p>
+      <w:r>
+        <w:rPr>
+          <w:rFonts w:ascii="Calibri" w:hAnsi="Calibri"/>
+          <w:i/>
+          <w:color w:val="111111"/>
+          <w:sz w:val="22"/>
+        </w:rPr>
+        <w:t>developing</w:t>
+      </w:r>
+      <w:r>
+        <w:rPr>
+          <w:rFonts w:ascii="Calibri" w:hAnsi="Calibri"/>
+          <w:b w:val="0"/>
+          <w:color w:val="111111"/>
+          <w:sz w:val="22"/>
+        </w:rPr>
+        <w:t xml:space="preserve"> ≥ 45%, </w:t>
+      </w:r>
+      <w:r>
+        <w:rPr>
+          <w:rFonts w:ascii="Calibri" w:hAnsi="Calibri"/>
+          <w:i/>
+          <w:color w:val="111111"/>
+          <w:sz w:val="22"/>
+        </w:rPr>
+        <w:t>gap</w:t>
+      </w:r>
+      <w:r>
+        <w:rPr>
+          <w:rFonts w:ascii="Calibri" w:hAnsi="Calibri"/>
+          <w:b w:val="0"/>
+          <w:color w:val="111111"/>
+          <w:sz w:val="22"/>
+        </w:rPr>
+        <w:t xml:space="preserve"> &lt; 45%, </w:t>
+      </w:r>
+      <w:r>
+        <w:rPr>
+          <w:rFonts w:ascii="Calibri" w:hAnsi="Calibri"/>
+          <w:i/>
+          <w:color w:val="111111"/>
+          <w:sz w:val="22"/>
+        </w:rPr>
+        <w:t>unmeasured</w:t>
+      </w:r>
+      <w:r>
+        <w:rPr>
+          <w:rFonts w:ascii="Calibri" w:hAnsi="Calibri"/>
+          <w:b w:val="0"/>
+          <w:color w:val="111111"/>
+          <w:sz w:val="22"/>
+        </w:rPr>
+        <w:t>) and the report splits the shortfall into</w:t>
+      </w:r>
+    </w:p>
+    <w:p>
+      <w:r>
+        <w:rPr>
+          <w:rFonts w:ascii="Calibri" w:hAnsi="Calibri"/>
+          <w:b w:val="0"/>
+          <w:color w:val="111111"/>
+          <w:sz w:val="22"/>
+        </w:rPr>
+        <w:t xml:space="preserve">missing </w:t>
+      </w:r>
+      <w:r>
+        <w:rPr>
+          <w:rFonts w:ascii="Calibri" w:hAnsi="Calibri"/>
+          <w:b/>
+          <w:color w:val="111111"/>
+          <w:sz w:val="22"/>
+        </w:rPr>
+        <w:t>technical</w:t>
+      </w:r>
+      <w:r>
+        <w:rPr>
+          <w:rFonts w:ascii="Calibri" w:hAnsi="Calibri"/>
+          <w:b w:val="0"/>
+          <w:color w:val="111111"/>
+          <w:sz w:val="22"/>
+        </w:rPr>
+        <w:t xml:space="preserve"> and missing </w:t>
+      </w:r>
+      <w:r>
+        <w:rPr>
+          <w:rFonts w:ascii="Calibri" w:hAnsi="Calibri"/>
+          <w:b/>
+          <w:color w:val="111111"/>
+          <w:sz w:val="22"/>
+        </w:rPr>
+        <w:t>soft</w:t>
+      </w:r>
+      <w:r>
+        <w:rPr>
+          <w:rFonts w:ascii="Calibri" w:hAnsi="Calibri"/>
+          <w:b w:val="0"/>
+          <w:color w:val="111111"/>
+          <w:sz w:val="22"/>
+        </w:rPr>
+        <w:t xml:space="preserve"> skills.</w:t>
+      </w:r>
+    </w:p>
+    <w:p>
+      <w:pPr>
+        <w:pStyle w:val="ListNumber"/>
+      </w:pPr>
+      <w:r>
+        <w:rPr>
+          <w:rFonts w:ascii="Calibri" w:hAnsi="Calibri"/>
+          <w:b/>
+          <w:color w:val="111111"/>
+          <w:sz w:val="22"/>
+        </w:rPr>
+        <w:t>Recruiter Lens™</w:t>
+      </w:r>
+      <w:r>
+        <w:rPr>
+          <w:rFonts w:ascii="Calibri" w:hAnsi="Calibri"/>
+          <w:b w:val="0"/>
+          <w:color w:val="111111"/>
+          <w:sz w:val="22"/>
+        </w:rPr>
+        <w:t xml:space="preserve"> — a plain-English verdict in the voice of the person reading the CV</w:t>
+      </w:r>
+    </w:p>
+    <w:p>
+      <w:r>
+        <w:rPr>
+          <w:rFonts w:ascii="Calibri" w:hAnsi="Calibri"/>
+          <w:b w:val="0"/>
+          <w:color w:val="111111"/>
+          <w:sz w:val="22"/>
+        </w:rPr>
+        <w:t>("Strong match — interview now"), naming the single worst-placed must-have requirement.</w:t>
+      </w:r>
+    </w:p>
+    <w:p>
+      <w:pPr>
+        <w:pStyle w:val="ListNumber"/>
+      </w:pPr>
+      <w:r>
+        <w:rPr>
+          <w:rFonts w:ascii="Calibri" w:hAnsi="Calibri"/>
+          <w:b/>
+          <w:color w:val="111111"/>
+          <w:sz w:val="22"/>
+        </w:rPr>
+        <w:t>Automated Assessment Generator™</w:t>
+      </w:r>
+      <w:r>
+        <w:rPr>
+          <w:rFonts w:ascii="Calibri" w:hAnsi="Calibri"/>
+          <w:b w:val="0"/>
+          <w:color w:val="111111"/>
+          <w:sz w:val="22"/>
+        </w:rPr>
+        <w:t xml:space="preserve"> — one targeted probe per weak requirement (quiz,</w:t>
+      </w:r>
+    </w:p>
+    <w:p>
+      <w:r>
+        <w:rPr>
+          <w:rFonts w:ascii="Calibri" w:hAnsi="Calibri"/>
+          <w:b w:val="0"/>
+          <w:color w:val="111111"/>
+          <w:sz w:val="22"/>
+        </w:rPr>
+        <w:t>coding challenge, or interview question), 3–12 items, generated to actually test the gap.</w:t>
+      </w:r>
+    </w:p>
+    <w:p>
+      <w:pPr>
+        <w:pStyle w:val="ListNumber"/>
+      </w:pPr>
+      <w:r>
+        <w:rPr>
+          <w:rFonts w:ascii="Calibri" w:hAnsi="Calibri"/>
+          <w:b/>
+          <w:color w:val="111111"/>
+          <w:sz w:val="22"/>
+        </w:rPr>
+        <w:t>Customized Learning Path™ + Time-to-Ready ETA™</w:t>
+      </w:r>
+      <w:r>
+        <w:rPr>
+          <w:rFonts w:ascii="Calibri" w:hAnsi="Calibri"/>
+          <w:b w:val="0"/>
+          <w:color w:val="111111"/>
+          <w:sz w:val="22"/>
+        </w:rPr>
+        <w:t xml:space="preserve"> — up to twelve ordered, resource-backed</w:t>
+      </w:r>
+    </w:p>
+    <w:p>
+      <w:r>
+        <w:rPr>
+          <w:rFonts w:ascii="Calibri" w:hAnsi="Calibri"/>
+          <w:b w:val="0"/>
+          <w:color w:val="111111"/>
+          <w:sz w:val="22"/>
+        </w:rPr>
+        <w:t>steps, each with a realistic hour estimate, plus a calendar date for "ready to apply"</w:t>
+      </w:r>
+    </w:p>
+    <w:p>
+      <w:r>
+        <w:rPr>
+          <w:rFonts w:ascii="Calibri" w:hAnsi="Calibri"/>
+          <w:b w:val="0"/>
+          <w:color w:val="111111"/>
+          <w:sz w:val="22"/>
+        </w:rPr>
+        <w:t>driven by a weekly-hours slider.</w:t>
+      </w:r>
+    </w:p>
+    <w:p>
+      <w:r>
+        <w:rPr>
+          <w:rFonts w:ascii="Calibri" w:hAnsi="Calibri"/>
+          <w:b w:val="0"/>
+          <w:color w:val="111111"/>
+          <w:sz w:val="22"/>
+        </w:rPr>
+        <w:t>All five are deterministic-first with AI assist, prompt-injection safe, rate-limited and</w:t>
+      </w:r>
+    </w:p>
+    <w:p>
+      <w:r>
+        <w:rPr>
+          <w:rFonts w:ascii="Calibri" w:hAnsi="Calibri"/>
+          <w:b w:val="0"/>
+          <w:color w:val="111111"/>
+          <w:sz w:val="22"/>
+        </w:rPr>
+        <w:t xml:space="preserve">premium-gated. Full specification: </w:t>
+      </w:r>
+      <w:r>
+        <w:rPr>
+          <w:rFonts w:ascii="Calibri" w:hAnsi="Calibri"/>
+          <w:b/>
+          <w:color w:val="111111"/>
+          <w:sz w:val="22"/>
+        </w:rPr>
+        <w:t>`docs/13_Unique_Features.md` §18</w:t>
+      </w:r>
+      <w:r>
+        <w:rPr>
+          <w:rFonts w:ascii="Calibri" w:hAnsi="Calibri"/>
+          <w:b w:val="0"/>
+          <w:color w:val="111111"/>
+          <w:sz w:val="22"/>
+        </w:rPr>
+        <w:t>.</w:t>
       </w:r>
     </w:p>
     <w:p>
@@ -3438,7 +4033,152 @@
           <w:color w:val="000000"/>
           <w:sz w:val="25"/>
         </w:rPr>
-        <w:t>4.7 The opportunity layer — Passport, Scholarships, Freelance</w:t>
+        <w:t>4.7 Interview Rehearsal Studio™ and Application Pipeline™ — the loop after the plan</w:t>
+      </w:r>
+    </w:p>
+    <w:p>
+      <w:r>
+        <w:rPr>
+          <w:rFonts w:ascii="Calibri" w:hAnsi="Calibri"/>
+          <w:b w:val="0"/>
+          <w:color w:val="111111"/>
+          <w:sz w:val="22"/>
+        </w:rPr>
+        <w:t xml:space="preserve">Knowing the gap is not the same as surviving the interview. The </w:t>
+      </w:r>
+      <w:r>
+        <w:rPr>
+          <w:rFonts w:ascii="Calibri" w:hAnsi="Calibri"/>
+          <w:b/>
+          <w:color w:val="111111"/>
+          <w:sz w:val="22"/>
+        </w:rPr>
+        <w:t>Rehearsal Studio</w:t>
+      </w:r>
+      <w:r>
+        <w:rPr>
+          <w:rFonts w:ascii="Calibri" w:hAnsi="Calibri"/>
+          <w:b w:val="0"/>
+          <w:color w:val="111111"/>
+          <w:sz w:val="22"/>
+        </w:rPr>
+        <w:t xml:space="preserve"> turns any</w:t>
+      </w:r>
+    </w:p>
+    <w:p>
+      <w:r>
+        <w:rPr>
+          <w:rFonts w:ascii="Calibri" w:hAnsi="Calibri"/>
+          <w:b w:val="0"/>
+          <w:color w:val="111111"/>
+          <w:sz w:val="22"/>
+        </w:rPr>
+        <w:t>job description into a timed multi-round mock interview — screening, technical, system design,</w:t>
+      </w:r>
+    </w:p>
+    <w:p>
+      <w:r>
+        <w:rPr>
+          <w:rFonts w:ascii="Calibri" w:hAnsi="Calibri"/>
+          <w:b w:val="0"/>
+          <w:color w:val="111111"/>
+          <w:sz w:val="22"/>
+        </w:rPr>
+        <w:t>behavioural — drawn from a 38-question curated bank, then scores the student's self-assessment</w:t>
+      </w:r>
+    </w:p>
+    <w:p>
+      <w:r>
+        <w:rPr>
+          <w:rFonts w:ascii="Calibri" w:hAnsi="Calibri"/>
+          <w:b w:val="0"/>
+          <w:color w:val="111111"/>
+          <w:sz w:val="22"/>
+        </w:rPr>
+        <w:t>into a verdict, a per-round breakdown, a trend line against their previous attempt, and the</w:t>
+      </w:r>
+    </w:p>
+    <w:p>
+      <w:r>
+        <w:rPr>
+          <w:rFonts w:ascii="Calibri" w:hAnsi="Calibri"/>
+          <w:b w:val="0"/>
+          <w:color w:val="111111"/>
+          <w:sz w:val="22"/>
+        </w:rPr>
+        <w:t xml:space="preserve">signals to fix next. The </w:t>
+      </w:r>
+      <w:r>
+        <w:rPr>
+          <w:rFonts w:ascii="Calibri" w:hAnsi="Calibri"/>
+          <w:b/>
+          <w:color w:val="111111"/>
+          <w:sz w:val="22"/>
+        </w:rPr>
+        <w:t>Application Pipeline</w:t>
+      </w:r>
+      <w:r>
+        <w:rPr>
+          <w:rFonts w:ascii="Calibri" w:hAnsi="Calibri"/>
+          <w:b w:val="0"/>
+          <w:color w:val="111111"/>
+          <w:sz w:val="22"/>
+        </w:rPr>
+        <w:t xml:space="preserve"> tracks real applications across six stages</w:t>
+      </w:r>
+    </w:p>
+    <w:p>
+      <w:r>
+        <w:rPr>
+          <w:rFonts w:ascii="Calibri" w:hAnsi="Calibri"/>
+          <w:b w:val="0"/>
+          <w:color w:val="111111"/>
+          <w:sz w:val="22"/>
+        </w:rPr>
+        <w:t xml:space="preserve">with an append-only stage history and computes the student's actual </w:t>
+      </w:r>
+      <w:r>
+        <w:rPr>
+          <w:rFonts w:ascii="Calibri" w:hAnsi="Calibri"/>
+          <w:b/>
+          <w:color w:val="111111"/>
+          <w:sz w:val="22"/>
+        </w:rPr>
+        <w:t>response rate</w:t>
+      </w:r>
+      <w:r>
+        <w:rPr>
+          <w:rFonts w:ascii="Calibri" w:hAnsi="Calibri"/>
+          <w:b w:val="0"/>
+          <w:color w:val="111111"/>
+          <w:sz w:val="22"/>
+        </w:rPr>
+        <w:t xml:space="preserve"> — the</w:t>
+      </w:r>
+    </w:p>
+    <w:p>
+      <w:r>
+        <w:rPr>
+          <w:rFonts w:ascii="Calibri" w:hAnsi="Calibri"/>
+          <w:b w:val="0"/>
+          <w:color w:val="111111"/>
+          <w:sz w:val="22"/>
+        </w:rPr>
+        <w:t>number employers return, not the number of forms submitted. Both are free for every plan.</w:t>
+      </w:r>
+    </w:p>
+    <w:p>
+      <w:pPr>
+        <w:pStyle w:val="Heading2"/>
+      </w:pPr>
+      <w:r>
+        <w:rPr>
+          <w:rFonts w:ascii="Calibri" w:hAnsi="Calibri"/>
+          <w:b/>
+          <w:color w:val="000000"/>
+          <w:sz w:val="25"/>
+        </w:rPr>
+        <w:t>4.8 The opportunity layer — Passport, Scholarships, Freelance</w:t>
       </w:r>
     </w:p>
     <w:p>
@@ -3570,7 +4310,7 @@
           <w:color w:val="000000"/>
           <w:sz w:val="25"/>
         </w:rPr>
-        <w:t>4.8 Global Access Doctrine™ — fair pricing, native language</w:t>
+        <w:t>4.9 Global Access Doctrine™ — fair pricing, native language</w:t>
       </w:r>
     </w:p>
     <w:p>
@@ -3791,7 +4531,7 @@
                 <w:color w:val="111111"/>
                 <w:sz w:val="20"/>
               </w:rPr>
-              <w:t>All AI orchestration: diagnostic, adaptation, evaluation, matrix, chat, memory, DNA, autopilot, dojo, passport, scholarship, freelance + mock provider</w:t>
+              <w:t>All AI orchestration: diagnostic, adaptation, evaluation, matrix, chat, memory, DNA, autopilot, assessment, interview, pipeline, dojo, passport, scholarship, freelance + mock provider</w:t>
             </w:r>
           </w:p>
         </w:tc>
@@ -3826,7 +4566,42 @@
                 <w:color w:val="111111"/>
                 <w:sz w:val="20"/>
               </w:rPr>
-              <w:t>User, CapabilityMatrix, Lesson, CodeSubmission, AuditLog, ChatMessage, AutopilotPlan, DesignCritique, FreelanceProfile, Settings</w:t>
+              <w:t>User, CapabilityMatrix, Lesson, CodeSubmission, AuditLog, ChatMessage, AutopilotPlan, InterviewSession, Application, DesignCritique, FreelanceProfile, Settings</w:t>
+            </w:r>
+          </w:p>
+        </w:tc>
+      </w:tr>
+      <w:tr>
+        <w:tc>
+          <w:tcPr>
+            <w:tcW w:type="dxa" w:w="4320"/>
+          </w:tcPr>
+          <w:p>
+            <w:r/>
+            <w:r>
+              <w:rPr>
+                <w:rFonts w:ascii="Consolas" w:hAnsi="Consolas"/>
+                <w:color w:val="333333"/>
+                <w:sz w:val="18"/>
+              </w:rPr>
+              <w:t>server/src/data</w:t>
+            </w:r>
+          </w:p>
+        </w:tc>
+        <w:tc>
+          <w:tcPr>
+            <w:tcW w:type="dxa" w:w="4320"/>
+          </w:tcPr>
+          <w:p>
+            <w:r/>
+            <w:r>
+              <w:rPr>
+                <w:rFonts w:ascii="Calibri" w:hAnsi="Calibri"/>
+                <w:b w:val="0"/>
+                <w:color w:val="111111"/>
+                <w:sz w:val="20"/>
+              </w:rPr>
+              <w:t>Curated fallback banks: lessons, exercises, knowledgeBase, skillTaxonomy, assessmentBank, interviewQuestions, learningResources, scholarships, dojoChallenges, urduGlossary</w:t>
             </w:r>
           </w:p>
         </w:tc>
@@ -4391,7 +5166,43 @@
                 <w:color w:val="111111"/>
                 <w:sz w:val="20"/>
               </w:rPr>
-              <w:t>Login 10/15min, chat 60/15min, autopilot/dojo/freelance 10/15min, global 300/15min — windows reset automatically</w:t>
+              <w:t>Login 10/15min, chat 60/15min, autopilot 20/15min (prefix-matched, so it also covers assessment and page-load reads), assessment 8/15min, interview script 8/15min, dojo 10/15min, freelance 10/15min, global 300/15min — windows reset automatically</w:t>
+            </w:r>
+          </w:p>
+        </w:tc>
+      </w:tr>
+      <w:tr>
+        <w:tc>
+          <w:tcPr>
+            <w:tcW w:type="dxa" w:w="4320"/>
+          </w:tcPr>
+          <w:p>
+            <w:r/>
+            <w:r>
+              <w:rPr>
+                <w:rFonts w:ascii="Calibri" w:hAnsi="Calibri"/>
+                <w:b w:val="0"/>
+                <w:color w:val="111111"/>
+                <w:sz w:val="20"/>
+              </w:rPr>
+              <w:t>409 when saving an application</w:t>
+            </w:r>
+          </w:p>
+        </w:tc>
+        <w:tc>
+          <w:tcPr>
+            <w:tcW w:type="dxa" w:w="4320"/>
+          </w:tcPr>
+          <w:p>
+            <w:r/>
+            <w:r>
+              <w:rPr>
+                <w:rFonts w:ascii="Calibri" w:hAnsi="Calibri"/>
+                <w:b w:val="0"/>
+                <w:color w:val="111111"/>
+                <w:sz w:val="20"/>
+              </w:rPr>
+              <w:t>You already track that company + role combination. Edit the existing row instead — the unique index is what stops the pipeline filling with duplicates</w:t>
             </w:r>
           </w:p>
         </w:tc>
